--- a/zaini_case_audit_output/outputs/word/documents/133_سداد عقد المحاصة (Excel).docx
+++ b/zaini_case_audit_output/outputs/word/documents/133_سداد عقد المحاصة (Excel).docx
@@ -53,6 +53,20 @@
         <w:t>[مخرج آلي / Script Output - سماوي]  [مخرج آلي يحتاج مراجعة بشرية - وردي]</w:t>
       </w:r>
     </w:p>
+    <w:p>
+      <w:pPr>
+        <w:jc w:val="right"/>
+        <w:bidi/>
+      </w:pPr>
+      <w:r>
+        <w:rPr>
+          <w:b w:val="0"/>
+          <w:i/>
+          <w:color w:val="C00000"/>
+        </w:rPr>
+        <w:t>[نص ممسوح OCR صُحِّح ترتيبه آلياً — قد يحتوي أخطاء طفيفة]</w:t>
+      </w:r>
+    </w:p>
     <w:p/>
     <w:p>
       <w:pPr>
@@ -64,7 +78,7 @@
           <w:b w:val="0"/>
           <w:i w:val="0"/>
         </w:rPr>
-        <w:t>عقد المحاصة ,التسلسل,السنة,تاريخ العملية,نوع العملية,طبيعة العملية, المبلغ ,إسم المستفيد,المستندات الداعمة,الحساب البنكي المحول منه,, ,1,1434,10-07-1434,عقد المحاصة,ثلاثة شيكات مصرفية صادرة من البنك السعودي الأمريكي من حساب الشيخ أسامة زيني رقم 11210006 لأمر السيد طارق نيازي محمد بدوي,"634,827 ",طارق نيازي محمد بدوي,"عدد ثلاث شيكات رقم 557,527,502 مصدقة و موقعة من قبل أحمد أسامة زيني صادرة من البنك السعودي الأمريكي و بأسم طارق نيازي محمد بدوي أمر صرف شيك موقع من قبل المحاسب و المدير المالي ","البنك السعودي الأمريكي حساب رقم 11210006 الشيخ أسامة زيني",, ,1,2016,03/05/2016,عقد المحاصة,شيك مصرفي رقم 01139336 صادر من البنك السعودي الأمريكي لأمر سمو الأمير أحمد بن عبد العزيز آل سعود,"23,627,190 ",الأمير أحمد بن عبد العزيز آل سعود,"شيك مصرفي رقم 01139336 صادر من البنك السعودي الأمريكي بإسم سمو الأمير أحمد بن عبد العزيز آل سعود (عقد محاصة بين الشيخ أحمد عباس زيني و سمو الأمير أحمد بن عبد العزيز آل سعود )- التوزيع الأول","البنك السعودي الأمريكي حساب الشيخ أسامة زيني",, ,2,2016,26/06/2016,عقد المحاصة,شيك مصرفي رقم 01139958 صادر من البنك السعودي الأمريكي لأمر سمو الأمير أحمد بن عبد العزيز آل سعود,"2,146,000 ",الأمير أحمد بن عبد العزيز آل سعود,"شيك مصرفي رقم 01139958 صادر من البنك السعودي الأمريكي بإسم سمو الأمير أحمد بن عبد العزيز آل سعود (عقد محاصة بين الشيخ أحمد عباس زيني و سمو الأمير أحمد بن عبد العزيز آل سعود )- التوزيع الثاني","البنك السعودي الأمريكي حساب الشيخ أسامة زيني",, ,3,2017,26/01/2017,عقد المحاصة,شيك مصرفي رقم 01145171 صادر من البنك السعودي الأمريكي لأمر سمو الأمير أحمد بن عبد العزيز آل سعود,"696,000 ",الأمير أحمد بن عبد العزيز آل سعود,"شيك مصرفي رقم 01145171 صادر من البنك السعودي الأمريكي بإسم سمو الأمير أحمد بن عبد العزيز آل سعود (عقد محاصة بين الشيخ أحمد عباس زيني و سمو الأمير أحمد بن عبد العزيز آل سعود )- التوزيع الثالث","البنك السعودي الأمريكي حساب الشيخ أسامة زيني",, ,4,2017,08/06/2017,عقد المحاصة,شيك مصرفي رقم 01153128 صادر من البنك السعودي الأمريكي لأمر سمو الأمير أحمد بن عبد العزيز آل سعود,"2,320,000 ",الأمير أحمد بن عبد العزيز آل سعود,"شيك مصرفي رقم 01153128 صادر من البنك السعودي الأمريكي بإسم سمو الأمير أحمد بن عبد العزيز آل سعود (عقد محاصة بين الشيخ أحمد عباس زيني و سمو الأمير أحمد بن عبد العزيز آل سعود )- التوزيع الرابع","البنك السعودي الأمريكي حساب الشيخ أسامة زيني",,</w:t>
+        <w:t>,,"ينيز ةماسأ خيشلا باسح يكيرمألا يدوعسلا كنبلا","عبارلا عيزوتلا -( دوعس لآ زيزعلا دبع نب دمحأ ريمألا ومس و ينيز سابع دمحأ خيشلا نيب ةصاحم دقع) دوعس لآ زيزعلا دبع نب دمحأ ريمألا ومس مسإب يكيرمألا يدوعسلا كنبلا نم رداص 01153128 مقر يفرصم كيش",دوعس لآ زيزعلا دبع نب دمحأ ريمألا," 000,320,2",دوعس لآ زيزعلا دبع نب دمحأ ريمألا ومس رمأل يكيرمألا يدوعسلا كنبلا نم رداص 01153128 مقر يفرصم كيش,ةصاحملا دقع,08/06/2017,2017,4, ,,"ينيز ةماسأ خيشلا باسح يكيرمألا يدوعسلا كنبلا","ثلاثلا عيزوتلا -( دوعس لآ زيزعلا دبع نب دمحأ ريمألا ومس و ينيز سابع دمحأ خيشلا نيب ةصاحم دقع) دوعس لآ زيزعلا دبع نب دمحأ ريمألا ومس مسإب يكيرمألا يدوعسلا كنبلا نم رداص 01145171 مقر يفرصم كيش",دوعس لآ زيزعلا دبع نب دمحأ ريمألا," 000,696",دوعس لآ زيزعلا دبع نب دمحأ ريمألا ومس رمأل يكيرمألا يدوعسلا كنبلا نم رداص 01145171 مقر يفرصم كيش,ةصاحملا دقع,26/01/2017,2017,3, ,,"ينيز ةماسأ خيشلا باسح يكيرمألا يدوعسلا كنبلا","يناثلا عيزوتلا -( دوعس لآ زيزعلا دبع نب دمحأ ريمألا ومس و ينيز سابع دمحأ خيشلا نيب ةصاحم دقع) دوعس لآ زيزعلا دبع نب دمحأ ريمألا ومس مسإب يكيرمألا يدوعسلا كنبلا نم رداص 01139958 مقر يفرصم كيش",دوعس لآ زيزعلا دبع نب دمحأ ريمألا," 000,146,2",دوعس لآ زيزعلا دبع نب دمحأ ريمألا ومس رمأل يكيرمألا يدوعسلا كنبلا نم رداص 01139958 مقر يفرصم كيش,ةصاحملا دقع,26/06/2016,2016,2, ,,"ينيز ةماسأ خيشلا باسح يكيرمألا يدوعسلا كنبلا","لوألا عيزوتلا -( دوعس لآ زيزعلا دبع نب دمحأ ريمألا ومس و ينيز سابع دمحأ خيشلا نيب ةصاحم دقع) دوعس لآ زيزعلا دبع نب دمحأ ريمألا ومس مسإب يكيرمألا يدوعسلا كنبلا نم رداص 01139336 مقر يفرصم كيش",دوعس لآ زيزعلا دبع نب دمحأ ريمألا," 190,627,23",دوعس لآ زيزعلا دبع نب دمحأ ريمألا ومس رمأل يكيرمألا يدوعسلا كنبلا نم رداص 01139336 مقر يفرصم كيش,ةصاحملا دقع,03/05/2016,2016,1, ,,"ينيز ةماسأ خيشلا 11210006 مقر باسح يكيرمألا يدوعسلا كنبلا"," يلاملا ريدملا و بساحملا لبق نم عقوم كيش فرص رمأ يودب دمحم يزاين قراط مسأب و يكيرمألا يدوعسلا كنبلا نم ةرداص ينيز ةماسأ دمحأ لبق نم ةعقوم و ةقدصم 502,527,557 مقر تاكيش ثالث ددع",يودب دمحم يزاين قراط," 827,634",يودب دمحم يزاين قراط ديسلا رمأل 11210006 مقر ينيز ةماسأ خيشلا باسح نم يكيرمألا يدوعسلا كنبلا نم ةرداص ةيفرصم تاكيش ةثالث,ةصاحملا دقع,10-07-1434,1434,1, ,,هنم لوحملا يكنبلا باسحلا,ةمعادلا تادنتسملا,ديفتسملا مسإ, غلبملا ,ةيلمعلا ةعيبط,ةيلمعلا عون,ةيلمعلا خيرات,ةنسلا,لسلستلا, ةصاحملا دقع</w:t>
       </w:r>
     </w:p>
     <w:sectPr>

--- a/zaini_case_audit_output/outputs/word/documents/133_سداد عقد المحاصة (Excel).docx
+++ b/zaini_case_audit_output/outputs/word/documents/133_سداد عقد المحاصة (Excel).docx
@@ -53,20 +53,6 @@
         <w:t>[مخرج آلي / Script Output - سماوي]  [مخرج آلي يحتاج مراجعة بشرية - وردي]</w:t>
       </w:r>
     </w:p>
-    <w:p>
-      <w:pPr>
-        <w:jc w:val="right"/>
-        <w:bidi/>
-      </w:pPr>
-      <w:r>
-        <w:rPr>
-          <w:b w:val="0"/>
-          <w:i/>
-          <w:color w:val="C00000"/>
-        </w:rPr>
-        <w:t>[نص ممسوح OCR صُحِّح ترتيبه آلياً — قد يحتوي أخطاء طفيفة]</w:t>
-      </w:r>
-    </w:p>
     <w:p/>
     <w:p>
       <w:pPr>
@@ -78,7 +64,7 @@
           <w:b w:val="0"/>
           <w:i w:val="0"/>
         </w:rPr>
-        <w:t>,,"ينيز ةماسأ خيشلا باسح يكيرمألا يدوعسلا كنبلا","عبارلا عيزوتلا -( دوعس لآ زيزعلا دبع نب دمحأ ريمألا ومس و ينيز سابع دمحأ خيشلا نيب ةصاحم دقع) دوعس لآ زيزعلا دبع نب دمحأ ريمألا ومس مسإب يكيرمألا يدوعسلا كنبلا نم رداص 01153128 مقر يفرصم كيش",دوعس لآ زيزعلا دبع نب دمحأ ريمألا," 000,320,2",دوعس لآ زيزعلا دبع نب دمحأ ريمألا ومس رمأل يكيرمألا يدوعسلا كنبلا نم رداص 01153128 مقر يفرصم كيش,ةصاحملا دقع,08/06/2017,2017,4, ,,"ينيز ةماسأ خيشلا باسح يكيرمألا يدوعسلا كنبلا","ثلاثلا عيزوتلا -( دوعس لآ زيزعلا دبع نب دمحأ ريمألا ومس و ينيز سابع دمحأ خيشلا نيب ةصاحم دقع) دوعس لآ زيزعلا دبع نب دمحأ ريمألا ومس مسإب يكيرمألا يدوعسلا كنبلا نم رداص 01145171 مقر يفرصم كيش",دوعس لآ زيزعلا دبع نب دمحأ ريمألا," 000,696",دوعس لآ زيزعلا دبع نب دمحأ ريمألا ومس رمأل يكيرمألا يدوعسلا كنبلا نم رداص 01145171 مقر يفرصم كيش,ةصاحملا دقع,26/01/2017,2017,3, ,,"ينيز ةماسأ خيشلا باسح يكيرمألا يدوعسلا كنبلا","يناثلا عيزوتلا -( دوعس لآ زيزعلا دبع نب دمحأ ريمألا ومس و ينيز سابع دمحأ خيشلا نيب ةصاحم دقع) دوعس لآ زيزعلا دبع نب دمحأ ريمألا ومس مسإب يكيرمألا يدوعسلا كنبلا نم رداص 01139958 مقر يفرصم كيش",دوعس لآ زيزعلا دبع نب دمحأ ريمألا," 000,146,2",دوعس لآ زيزعلا دبع نب دمحأ ريمألا ومس رمأل يكيرمألا يدوعسلا كنبلا نم رداص 01139958 مقر يفرصم كيش,ةصاحملا دقع,26/06/2016,2016,2, ,,"ينيز ةماسأ خيشلا باسح يكيرمألا يدوعسلا كنبلا","لوألا عيزوتلا -( دوعس لآ زيزعلا دبع نب دمحأ ريمألا ومس و ينيز سابع دمحأ خيشلا نيب ةصاحم دقع) دوعس لآ زيزعلا دبع نب دمحأ ريمألا ومس مسإب يكيرمألا يدوعسلا كنبلا نم رداص 01139336 مقر يفرصم كيش",دوعس لآ زيزعلا دبع نب دمحأ ريمألا," 190,627,23",دوعس لآ زيزعلا دبع نب دمحأ ريمألا ومس رمأل يكيرمألا يدوعسلا كنبلا نم رداص 01139336 مقر يفرصم كيش,ةصاحملا دقع,03/05/2016,2016,1, ,,"ينيز ةماسأ خيشلا 11210006 مقر باسح يكيرمألا يدوعسلا كنبلا"," يلاملا ريدملا و بساحملا لبق نم عقوم كيش فرص رمأ يودب دمحم يزاين قراط مسأب و يكيرمألا يدوعسلا كنبلا نم ةرداص ينيز ةماسأ دمحأ لبق نم ةعقوم و ةقدصم 502,527,557 مقر تاكيش ثالث ددع",يودب دمحم يزاين قراط," 827,634",يودب دمحم يزاين قراط ديسلا رمأل 11210006 مقر ينيز ةماسأ خيشلا باسح نم يكيرمألا يدوعسلا كنبلا نم ةرداص ةيفرصم تاكيش ةثالث,ةصاحملا دقع,10-07-1434,1434,1, ,,هنم لوحملا يكنبلا باسحلا,ةمعادلا تادنتسملا,ديفتسملا مسإ, غلبملا ,ةيلمعلا ةعيبط,ةيلمعلا عون,ةيلمعلا خيرات,ةنسلا,لسلستلا, ةصاحملا دقع</w:t>
+        <w:t>عقد المحاصة ,التسلسل,السنة,تاريخ العملية,نوع العملية,طبيعة العملية, المبلغ ,إسم المستفيد,المستندات الداعمة,الحساب البنكي المحول منه,, ,1,1434,10-07-1434,عقد المحاصة,ثلاثة شيكات مصرفية صادرة من البنك السعودي الأمريكي من حساب الشيخ أسامة زيني رقم 11210006 لأمر السيد طارق نيازي محمد بدوي,"634,827 ",طارق نيازي محمد بدوي,"عدد ثلاث شيكات رقم 557,527,502 مصدقة و موقعة من قبل أحمد أسامة زيني صادرة من البنك السعودي الأمريكي و بأسم طارق نيازي محمد بدوي أمر صرف شيك موقع من قبل المحاسب و المدير المالي ","البنك السعودي الأمريكي حساب رقم 11210006 الشيخ أسامة زيني",, ,1,2016,03/05/2016,عقد المحاصة,شيك مصرفي رقم 01139336 صادر من البنك السعودي الأمريكي لأمر سمو الأمير أحمد بن عبد العزيز آل سعود,"23,627,190 ",الأمير أحمد بن عبد العزيز آل سعود,"شيك مصرفي رقم 01139336 صادر من البنك السعودي الأمريكي بإسم سمو الأمير أحمد بن عبد العزيز آل سعود (عقد محاصة بين الشيخ أحمد عباس زيني و سمو الأمير أحمد بن عبد العزيز آل سعود )- التوزيع الأول","البنك السعودي الأمريكي حساب الشيخ أسامة زيني",, ,2,2016,26/06/2016,عقد المحاصة,شيك مصرفي رقم 01139958 صادر من البنك السعودي الأمريكي لأمر سمو الأمير أحمد بن عبد العزيز آل سعود,"2,146,000 ",الأمير أحمد بن عبد العزيز آل سعود,"شيك مصرفي رقم 01139958 صادر من البنك السعودي الأمريكي بإسم سمو الأمير أحمد بن عبد العزيز آل سعود (عقد محاصة بين الشيخ أحمد عباس زيني و سمو الأمير أحمد بن عبد العزيز آل سعود )- التوزيع الثاني","البنك السعودي الأمريكي حساب الشيخ أسامة زيني",, ,3,2017,26/01/2017,عقد المحاصة,شيك مصرفي رقم 01145171 صادر من البنك السعودي الأمريكي لأمر سمو الأمير أحمد بن عبد العزيز آل سعود,"696,000 ",الأمير أحمد بن عبد العزيز آل سعود,"شيك مصرفي رقم 01145171 صادر من البنك السعودي الأمريكي بإسم سمو الأمير أحمد بن عبد العزيز آل سعود (عقد محاصة بين الشيخ أحمد عباس زيني و سمو الأمير أحمد بن عبد العزيز آل سعود )- التوزيع الثالث","البنك السعودي الأمريكي حساب الشيخ أسامة زيني",, ,4,2017,08/06/2017,عقد المحاصة,شيك مصرفي رقم 01153128 صادر من البنك السعودي الأمريكي لأمر سمو الأمير أحمد بن عبد العزيز آل سعود,"2,320,000 ",الأمير أحمد بن عبد العزيز آل سعود,"شيك مصرفي رقم 01153128 صادر من البنك السعودي الأمريكي بإسم سمو الأمير أحمد بن عبد العزيز آل سعود (عقد محاصة بين الشيخ أحمد عباس زيني و سمو الأمير أحمد بن عبد العزيز آل سعود )- التوزيع الرابع","البنك السعودي الأمريكي حساب الشيخ أسامة زيني",,</w:t>
       </w:r>
     </w:p>
     <w:sectPr>
